--- a/Tugas 2/Draft_SRS_Medkreminfo.docx
+++ b/Tugas 2/Draft_SRS_Medkreminfo.docx
@@ -3425,7 +3425,7 @@
       <w:r>
         <w:drawing>
           <wp:inline xmlns:a="http://schemas.openxmlformats.org/drawingml/2006/main" xmlns:pic="http://schemas.openxmlformats.org/drawingml/2006/picture">
-            <wp:extent cx="5039995" cy="2668233"/>
+            <wp:extent cx="5039995" cy="2621571"/>
             <wp:docPr id="1" name="Picture 1"/>
             <wp:cNvGraphicFramePr>
               <a:graphicFrameLocks noChangeAspect="1"/>
@@ -3446,7 +3446,7 @@
                   <pic:spPr>
                     <a:xfrm>
                       <a:off x="0" y="0"/>
-                      <a:ext cx="5039995" cy="2668233"/>
+                      <a:ext cx="5039995" cy="2621571"/>
                     </a:xfrm>
                     <a:prstGeom prst="rect"/>
                   </pic:spPr>
@@ -3468,7 +3468,7 @@
           <w:i/>
           <w:sz w:val="22"/>
         </w:rPr>
-        <w:t>Gambar 1. Diagram konteks konseptual Sistem Informasi Layanan Pemesanan Konten Medkreminfo.</w:t>
+        <w:t>Gambar 1. Diagram konteks konseptual Sistem Informasi Layanan Pemesanan Konten Medkreminfo (Monokrom/Hitam Putih).</w:t>
       </w:r>
     </w:p>
     <w:p>
@@ -3481,7 +3481,7 @@
           <w:rFonts w:ascii="Times New Roman" w:hAnsi="Times New Roman"/>
           <w:sz w:val="24"/>
         </w:rPr>
-        <w:t>Diagram ini bersifat konseptual. Detail BPMN, use case diagram, activity diagram, dan sequence diagram merupakan artefak lanjutan yang melengkapi paket analisis pada pertemuan selanjutnya.</w:t>
+        <w:t>Diagram ini disajikan dalam format monokrom (hitam-putih) standar dokumen teknis/SRS. Berkas sumber diagram berbasis XML dapat diakses melalui berkas Draw.io XML [diagram_system_context.drawio](diagram_system_context.drawio) / [diagram_system_context.xml](diagram_system_context.xml) serta berkas vektor [diagram_system_context.svg](diagram_system_context.svg). Detail BPMN, use case diagram, activity diagram, dan sequence diagram merupakan artefak lanjutan yang melengkapi paket analisis pada pertemuan selanjutnya.</w:t>
       </w:r>
     </w:p>
     <w:p>
@@ -14360,7 +14360,7 @@
       <w:r>
         <w:drawing>
           <wp:inline xmlns:a="http://schemas.openxmlformats.org/drawingml/2006/main" xmlns:pic="http://schemas.openxmlformats.org/drawingml/2006/picture">
-            <wp:extent cx="5039995" cy="1482351"/>
+            <wp:extent cx="5039995" cy="1412359"/>
             <wp:docPr id="2" name="Picture 2"/>
             <wp:cNvGraphicFramePr>
               <a:graphicFrameLocks noChangeAspect="1"/>
@@ -14381,7 +14381,7 @@
                   <pic:spPr>
                     <a:xfrm>
                       <a:off x="0" y="0"/>
-                      <a:ext cx="5039995" cy="1482351"/>
+                      <a:ext cx="5039995" cy="1412359"/>
                     </a:xfrm>
                     <a:prstGeom prst="rect"/>
                   </pic:spPr>
@@ -14403,7 +14403,7 @@
           <w:i/>
           <w:sz w:val="22"/>
         </w:rPr>
-        <w:t>Gambar 2. Contoh rantai traceability dari evidence sampai model berikutnya.</w:t>
+        <w:t>Gambar 2. Contoh rantai traceability dari evidence sampai model berikutnya (Monokrom/Hitam Putih).</w:t>
       </w:r>
     </w:p>
     <w:p>
@@ -14418,6 +14418,19 @@
           <w:sz w:val="22"/>
         </w:rPr>
         <w:t>Prinsip: setiap artefak penting memiliki alasan keberadaan dan hubungan yang dapat ditelusuri.</w:t>
+      </w:r>
+    </w:p>
+    <w:p>
+      <w:pPr>
+        <w:spacing w:line="360" w:lineRule="auto" w:before="0" w:after="0"/>
+        <w:jc w:val="both"/>
+      </w:pPr>
+      <w:r>
+        <w:rPr>
+          <w:rFonts w:ascii="Times New Roman" w:hAnsi="Times New Roman"/>
+          <w:sz w:val="24"/>
+        </w:rPr>
+        <w:t>Berkas sumber diagram berbasis XML dapat diakses melalui berkas Draw.io XML [diagram_traceability_chain.drawio](diagram_traceability_chain.drawio) / [diagram_traceability_chain.xml](diagram_traceability_chain.xml) serta berkas vektor [diagram_traceability_chain.svg](diagram_traceability_chain.svg).</w:t>
       </w:r>
     </w:p>
     <w:p>
